--- a/docs/delivery/아가야_보안정보_전달문서.docx
+++ b/docs/delivery/아가야_보안정보_전달문서.docx
@@ -477,6 +477,13 @@
                 <w:sz w:val="20"/>
               </w:rPr>
             </w:r>
+            <w:r>
+              <w:rPr>
+                <w:rFonts w:ascii="Malgun Gothic" w:hAnsi="Malgun Gothic" w:eastAsia="Malgun Gothic"/>
+                <w:sz w:val="20"/>
+              </w:rPr>
+              <w:t>01099998888</w:t>
+            </w:r>
           </w:p>
         </w:tc>
         <w:tc>
@@ -605,6 +612,13 @@
                 <w:color w:val="1F2937"/>
                 <w:sz w:val="20"/>
               </w:rPr>
+            </w:r>
+            <w:r>
+              <w:rPr>
+                <w:rFonts w:ascii="Malgun Gothic" w:hAnsi="Malgun Gothic" w:eastAsia="Malgun Gothic"/>
+                <w:sz w:val="20"/>
+              </w:rPr>
+              <w:t>admin1234</w:t>
             </w:r>
           </w:p>
         </w:tc>
@@ -2854,7 +2868,14 @@
       </w:pPr>
     </w:p>
     <w:p>
+      <w:pPr>
+        <w:spacing w:line="288" w:lineRule="auto"/>
+      </w:pPr>
       <w:r>
+        <w:rPr>
+          <w:rFonts w:ascii="Malgun Gothic" w:hAnsi="Malgun Gothic" w:eastAsia="Malgun Gothic"/>
+          <w:sz w:val="20"/>
+        </w:rPr>
         <w:br w:type="page"/>
       </w:r>
     </w:p>

--- a/docs/delivery/아가야_보안정보_전달문서.docx
+++ b/docs/delivery/아가야_보안정보_전달문서.docx
@@ -1524,7 +1524,13 @@
                 <w:color w:val="1F2937"/>
                 <w:sz w:val="20"/>
               </w:rPr>
-              <w:t>docs/delivery/TECHNICAL_SPECIFICATION.md, DEPLOYMENT_HANDOFF.md</w:t>
+            </w:r>
+            <w:r>
+              <w:rPr>
+                <w:rFonts w:ascii="Malgun Gothic" w:hAnsi="Malgun Gothic" w:eastAsia="Malgun Gothic"/>
+                <w:sz w:val="20"/>
+              </w:rPr>
+              <w:t>docs/delivery/support/TECHNICAL_SPECIFICATION.md, docs/delivery/support/DEPLOYMENT_HANDOFF.md</w:t>
             </w:r>
           </w:p>
         </w:tc>
@@ -1654,7 +1660,13 @@
                 <w:color w:val="1F2937"/>
                 <w:sz w:val="20"/>
               </w:rPr>
-              <w:t>docs/delivery/ADMIN_OPERATIONS_MANUAL.md</w:t>
+            </w:r>
+            <w:r>
+              <w:rPr>
+                <w:rFonts w:ascii="Malgun Gothic" w:hAnsi="Malgun Gothic" w:eastAsia="Malgun Gothic"/>
+                <w:sz w:val="20"/>
+              </w:rPr>
+              <w:t>docs/delivery/support/ADMIN_OPERATIONS_MANUAL.md</w:t>
             </w:r>
           </w:p>
         </w:tc>
